--- a/Discussion_week3.docx
+++ b/Discussion_week3.docx
@@ -68,19 +68,7 @@
         <w:rPr>
           <w:rFonts w:ascii="Times New Roman" w:hAnsi="Times New Roman" w:cs="Times New Roman"/>
         </w:rPr>
-        <w:t xml:space="preserve">I reviewed the Software Requirements Specification (SRS) for the Acme Heavy Industries elevator system, and I think it’s a very detailed and well-organized draft. I </w:t>
-      </w:r>
-      <w:r>
-        <w:rPr>
-          <w:rFonts w:ascii="Times New Roman" w:hAnsi="Times New Roman" w:cs="Times New Roman"/>
-        </w:rPr>
-        <w:t>like the fact</w:t>
-      </w:r>
-      <w:r>
-        <w:rPr>
-          <w:rFonts w:ascii="Times New Roman" w:hAnsi="Times New Roman" w:cs="Times New Roman"/>
-        </w:rPr>
-        <w:t xml:space="preserve"> that it clearly describes the purpose, history, and goals of the project, which helps understand why the system is being developed and how it has evolved. The inclusion of specific roles like System Manager, Car Manager, and Hallway Manager makes it easier to see how the different parts of the system interact.</w:t>
+        <w:t>I reviewed the SRS for the Acme Heavy Industries elevator system and found it clear, detailed, and well-organized. It explains the project’s purpose, background, and goals effectively, while roles like System Manager, Car Manager, and Hallway Manager show how components interact.</w:t>
       </w:r>
     </w:p>
     <w:p>
@@ -93,31 +81,7 @@
         <w:rPr>
           <w:rFonts w:ascii="Times New Roman" w:hAnsi="Times New Roman" w:cs="Times New Roman"/>
         </w:rPr>
-        <w:t>I also appreciate the detailed user scenarios</w:t>
-      </w:r>
-      <w:r>
-        <w:rPr>
-          <w:rFonts w:ascii="Times New Roman" w:hAnsi="Times New Roman" w:cs="Times New Roman"/>
-        </w:rPr>
-        <w:t xml:space="preserve">; </w:t>
-      </w:r>
-      <w:r>
-        <w:rPr>
-          <w:rFonts w:ascii="Times New Roman" w:hAnsi="Times New Roman" w:cs="Times New Roman"/>
-        </w:rPr>
-        <w:t xml:space="preserve">they really help visualize how the elevator responds in real-world situations, like handling floor requests, emergencies, or door holds. Including both functional requirements (like moving the elevator and managing calls) and non-functional considerations (like scalability, modularity, and safety) shows that the project </w:t>
-      </w:r>
-      <w:r>
-        <w:rPr>
-          <w:rFonts w:ascii="Times New Roman" w:hAnsi="Times New Roman" w:cs="Times New Roman"/>
-        </w:rPr>
-        <w:t>considers</w:t>
-      </w:r>
-      <w:r>
-        <w:rPr>
-          <w:rFonts w:ascii="Times New Roman" w:hAnsi="Times New Roman" w:cs="Times New Roman"/>
-        </w:rPr>
-        <w:t xml:space="preserve"> both operation and reliability.</w:t>
+        <w:t>The user scenarios help illustrate real-world situations, and the document balances functional and non-functional requirements such as scalability and safety. However, some sections could be shorter, and adding diagrams and more detail on error handling would improve clarity.</w:t>
       </w:r>
     </w:p>
     <w:p>
@@ -130,20 +94,7 @@
         <w:rPr>
           <w:rFonts w:ascii="Times New Roman" w:hAnsi="Times New Roman" w:cs="Times New Roman"/>
         </w:rPr>
-        <w:t>One thing I noticed is that some sections could be a bit more concise for clarity, and diagrams showing the system modules or scenario flows could make it even easier to follow. Also, adding more about how errors are handled, like network failures or conflicts between elevators, could strengthen the requirements.</w:t>
-      </w:r>
-    </w:p>
-    <w:p>
-      <w:pPr>
-        <w:rPr>
-          <w:rFonts w:ascii="Times New Roman" w:hAnsi="Times New Roman" w:cs="Times New Roman"/>
-        </w:rPr>
-      </w:pPr>
-      <w:r>
-        <w:rPr>
-          <w:rFonts w:ascii="Times New Roman" w:hAnsi="Times New Roman" w:cs="Times New Roman"/>
-        </w:rPr>
-        <w:t>Overall, I think this SRS is a strong foundation for the project. It provides clear guidance for developing the elevator prototype while showing thoughtful consideration of real-world challenges and safety requirements.</w:t>
+        <w:t>Overall, it provides a strong foundation for developing the system.</w:t>
       </w:r>
     </w:p>
     <w:p>
